--- a/a7/build/out/u3/A7 3.T2  Question Bank Key.docx
+++ b/a7/build/out/u3/A7 3.T2  Question Bank Key.docx
@@ -2753,6 +2753,65 @@
                 <w:rFonts w:ascii="FreeSerif" w:hAnsi="FreeSerif" w:eastAsia="FreeSerif"/>
                 <w:b w:val="0"/>
                 <w:i w:val="0"/>
+                <w:color w:val="1A1A1A"/>
+                <w:sz w:val="22"/>
+              </w:rPr>
+              <w:t xml:space="preserve">○   </w:t>
+            </w:r>
+            <w:r>
+              <w:rPr>
+                <w:b w:val="0"/>
+                <w:i w:val="0"/>
+                <w:color w:val="1A1A1A"/>
+                <w:sz w:val="22"/>
+              </w:rPr>
+              <w:t xml:space="preserve">A.  </w:t>
+            </w:r>
+            <w:r>
+              <w:drawing>
+                <wp:inline xmlns:a="http://schemas.openxmlformats.org/drawingml/2006/main" xmlns:pic="http://schemas.openxmlformats.org/drawingml/2006/picture">
+                  <wp:extent cx="280416" cy="231648"/>
+                  <wp:docPr id="39" name="Picture 39"/>
+                  <wp:cNvGraphicFramePr>
+                    <a:graphicFrameLocks noChangeAspect="1"/>
+                  </wp:cNvGraphicFramePr>
+                  <a:graphic>
+                    <a:graphicData uri="http://schemas.openxmlformats.org/drawingml/2006/picture">
+                      <pic:pic>
+                        <pic:nvPicPr>
+                          <pic:cNvPr id="0" name="867994d6aab7bd90.png"/>
+                          <pic:cNvPicPr/>
+                        </pic:nvPicPr>
+                        <pic:blipFill>
+                          <a:blip r:embed="rId45"/>
+                          <a:stretch>
+                            <a:fillRect/>
+                          </a:stretch>
+                        </pic:blipFill>
+                        <pic:spPr>
+                          <a:xfrm>
+                            <a:off x="0" y="0"/>
+                            <a:ext cx="280416" cy="231648"/>
+                          </a:xfrm>
+                          <a:prstGeom prst="rect"/>
+                        </pic:spPr>
+                      </pic:pic>
+                    </a:graphicData>
+                  </a:graphic>
+                </wp:inline>
+              </w:drawing>
+            </w:r>
+          </w:p>
+          <w:p>
+            <w:pPr>
+              <w:spacing w:before="40" w:after="40"/>
+              <w:ind w:left="1300" w:hanging="380"/>
+            </w:pPr>
+            <w:r>
+              <w:rPr>
+                <w:rFonts w:ascii="FreeSerif" w:hAnsi="FreeSerif" w:eastAsia="FreeSerif"/>
+                <w:b w:val="0"/>
+                <w:i w:val="0"/>
                 <w:color w:val="9E1B32"/>
                 <w:sz w:val="22"/>
               </w:rPr>
@@ -2765,13 +2824,13 @@
                 <w:color w:val="9E1B32"/>
                 <w:sz w:val="22"/>
               </w:rPr>
-              <w:t xml:space="preserve">A.  </w:t>
+              <w:t xml:space="preserve">B.  </w:t>
             </w:r>
             <w:r>
               <w:drawing>
                 <wp:inline xmlns:a="http://schemas.openxmlformats.org/drawingml/2006/main" xmlns:pic="http://schemas.openxmlformats.org/drawingml/2006/picture">
                   <wp:extent cx="115824" cy="231648"/>
-                  <wp:docPr id="39" name="Picture 39"/>
+                  <wp:docPr id="40" name="Picture 40"/>
                   <wp:cNvGraphicFramePr>
                     <a:graphicFrameLocks noChangeAspect="1"/>
                   </wp:cNvGraphicFramePr>
@@ -2783,7 +2842,7 @@
                           <pic:cNvPicPr/>
                         </pic:nvPicPr>
                         <pic:blipFill>
-                          <a:blip r:embed="rId45"/>
+                          <a:blip r:embed="rId46"/>
                           <a:stretch>
                             <a:fillRect/>
                           </a:stretch>
@@ -2824,13 +2883,13 @@
                 <w:color w:val="1A1A1A"/>
                 <w:sz w:val="22"/>
               </w:rPr>
-              <w:t xml:space="preserve">B.  </w:t>
+              <w:t xml:space="preserve">C.  </w:t>
             </w:r>
             <w:r>
               <w:drawing>
                 <wp:inline xmlns:a="http://schemas.openxmlformats.org/drawingml/2006/main" xmlns:pic="http://schemas.openxmlformats.org/drawingml/2006/picture">
                   <wp:extent cx="167640" cy="231648"/>
-                  <wp:docPr id="40" name="Picture 40"/>
+                  <wp:docPr id="41" name="Picture 41"/>
                   <wp:cNvGraphicFramePr>
                     <a:graphicFrameLocks noChangeAspect="1"/>
                   </wp:cNvGraphicFramePr>
@@ -2842,7 +2901,7 @@
                           <pic:cNvPicPr/>
                         </pic:nvPicPr>
                         <pic:blipFill>
-                          <a:blip r:embed="rId46"/>
+                          <a:blip r:embed="rId47"/>
                           <a:stretch>
                             <a:fillRect/>
                           </a:stretch>
@@ -2883,13 +2942,13 @@
                 <w:color w:val="1A1A1A"/>
                 <w:sz w:val="22"/>
               </w:rPr>
-              <w:t xml:space="preserve">C.  </w:t>
+              <w:t xml:space="preserve">D.  </w:t>
             </w:r>
             <w:r>
               <w:drawing>
                 <wp:inline xmlns:a="http://schemas.openxmlformats.org/drawingml/2006/main" xmlns:pic="http://schemas.openxmlformats.org/drawingml/2006/picture">
                   <wp:extent cx="320040" cy="143256"/>
-                  <wp:docPr id="41" name="Picture 41"/>
+                  <wp:docPr id="42" name="Picture 42"/>
                   <wp:cNvGraphicFramePr>
                     <a:graphicFrameLocks noChangeAspect="1"/>
                   </wp:cNvGraphicFramePr>
@@ -2901,7 +2960,7 @@
                           <pic:cNvPicPr/>
                         </pic:nvPicPr>
                         <pic:blipFill>
-                          <a:blip r:embed="rId47"/>
+                          <a:blip r:embed="rId48"/>
                           <a:stretch>
                             <a:fillRect/>
                           </a:stretch>
@@ -2910,65 +2969,6 @@
                           <a:xfrm>
                             <a:off x="0" y="0"/>
                             <a:ext cx="320040" cy="143256"/>
-                          </a:xfrm>
-                          <a:prstGeom prst="rect"/>
-                        </pic:spPr>
-                      </pic:pic>
-                    </a:graphicData>
-                  </a:graphic>
-                </wp:inline>
-              </w:drawing>
-            </w:r>
-          </w:p>
-          <w:p>
-            <w:pPr>
-              <w:spacing w:before="40" w:after="40"/>
-              <w:ind w:left="1300" w:hanging="380"/>
-            </w:pPr>
-            <w:r>
-              <w:rPr>
-                <w:rFonts w:ascii="FreeSerif" w:hAnsi="FreeSerif" w:eastAsia="FreeSerif"/>
-                <w:b w:val="0"/>
-                <w:i w:val="0"/>
-                <w:color w:val="1A1A1A"/>
-                <w:sz w:val="22"/>
-              </w:rPr>
-              <w:t xml:space="preserve">○   </w:t>
-            </w:r>
-            <w:r>
-              <w:rPr>
-                <w:b w:val="0"/>
-                <w:i w:val="0"/>
-                <w:color w:val="1A1A1A"/>
-                <w:sz w:val="22"/>
-              </w:rPr>
-              <w:t xml:space="preserve">D.  </w:t>
-            </w:r>
-            <w:r>
-              <w:drawing>
-                <wp:inline xmlns:a="http://schemas.openxmlformats.org/drawingml/2006/main" xmlns:pic="http://schemas.openxmlformats.org/drawingml/2006/picture">
-                  <wp:extent cx="280416" cy="231648"/>
-                  <wp:docPr id="42" name="Picture 42"/>
-                  <wp:cNvGraphicFramePr>
-                    <a:graphicFrameLocks noChangeAspect="1"/>
-                  </wp:cNvGraphicFramePr>
-                  <a:graphic>
-                    <a:graphicData uri="http://schemas.openxmlformats.org/drawingml/2006/picture">
-                      <pic:pic>
-                        <pic:nvPicPr>
-                          <pic:cNvPr id="0" name="867994d6aab7bd90.png"/>
-                          <pic:cNvPicPr/>
-                        </pic:nvPicPr>
-                        <pic:blipFill>
-                          <a:blip r:embed="rId48"/>
-                          <a:stretch>
-                            <a:fillRect/>
-                          </a:stretch>
-                        </pic:blipFill>
-                        <pic:spPr>
-                          <a:xfrm>
-                            <a:off x="0" y="0"/>
-                            <a:ext cx="280416" cy="231648"/>
                           </a:xfrm>
                           <a:prstGeom prst="rect"/>
                         </pic:spPr>
@@ -2991,7 +2991,7 @@
                 <w:color w:val="9E1B32"/>
                 <w:sz w:val="22"/>
               </w:rPr>
-              <w:t>A</w:t>
+              <w:t>B</w:t>
             </w:r>
           </w:p>
         </w:tc>
@@ -3190,7 +3190,7 @@
             <w:r>
               <w:drawing>
                 <wp:inline xmlns:a="http://schemas.openxmlformats.org/drawingml/2006/main" xmlns:pic="http://schemas.openxmlformats.org/drawingml/2006/picture">
-                  <wp:extent cx="463296" cy="143256"/>
+                  <wp:extent cx="384048" cy="170688"/>
                   <wp:docPr id="45" name="Picture 45"/>
                   <wp:cNvGraphicFramePr>
                     <a:graphicFrameLocks noChangeAspect="1"/>
@@ -3199,7 +3199,7 @@
                     <a:graphicData uri="http://schemas.openxmlformats.org/drawingml/2006/picture">
                       <pic:pic>
                         <pic:nvPicPr>
-                          <pic:cNvPr id="0" name="fc7ce54dad4996fb.png"/>
+                          <pic:cNvPr id="0" name="e69c241313e936e3.png"/>
                           <pic:cNvPicPr/>
                         </pic:nvPicPr>
                         <pic:blipFill>
@@ -3211,7 +3211,7 @@
                         <pic:spPr>
                           <a:xfrm>
                             <a:off x="0" y="0"/>
-                            <a:ext cx="463296" cy="143256"/>
+                            <a:ext cx="384048" cy="170688"/>
                           </a:xfrm>
                           <a:prstGeom prst="rect"/>
                         </pic:spPr>
@@ -3291,16 +3291,16 @@
                 <w:rFonts w:ascii="FreeSerif" w:hAnsi="FreeSerif" w:eastAsia="FreeSerif"/>
                 <w:b w:val="0"/>
                 <w:i w:val="0"/>
-                <w:color w:val="9E1B32"/>
+                <w:color w:val="1A1A1A"/>
                 <w:sz w:val="22"/>
               </w:rPr>
-              <w:t xml:space="preserve">☒   </w:t>
+              <w:t xml:space="preserve">☐   </w:t>
             </w:r>
             <w:r>
               <w:rPr>
-                <w:b/>
+                <w:b w:val="0"/>
                 <w:i w:val="0"/>
-                <w:color w:val="9E1B32"/>
+                <w:color w:val="1A1A1A"/>
                 <w:sz w:val="22"/>
               </w:rPr>
               <w:t xml:space="preserve">D.  </w:t>
@@ -3308,7 +3308,7 @@
             <w:r>
               <w:drawing>
                 <wp:inline xmlns:a="http://schemas.openxmlformats.org/drawingml/2006/main" xmlns:pic="http://schemas.openxmlformats.org/drawingml/2006/picture">
-                  <wp:extent cx="384048" cy="170688"/>
+                  <wp:extent cx="466344" cy="170688"/>
                   <wp:docPr id="47" name="Picture 47"/>
                   <wp:cNvGraphicFramePr>
                     <a:graphicFrameLocks noChangeAspect="1"/>
@@ -3317,7 +3317,7 @@
                     <a:graphicData uri="http://schemas.openxmlformats.org/drawingml/2006/picture">
                       <pic:pic>
                         <pic:nvPicPr>
-                          <pic:cNvPr id="0" name="e69c241313e936e3.png"/>
+                          <pic:cNvPr id="0" name="de07abd3bda7f0f2.png"/>
                           <pic:cNvPicPr/>
                         </pic:nvPicPr>
                         <pic:blipFill>
@@ -3329,7 +3329,7 @@
                         <pic:spPr>
                           <a:xfrm>
                             <a:off x="0" y="0"/>
-                            <a:ext cx="384048" cy="170688"/>
+                            <a:ext cx="466344" cy="170688"/>
                           </a:xfrm>
                           <a:prstGeom prst="rect"/>
                         </pic:spPr>
@@ -3409,16 +3409,16 @@
                 <w:rFonts w:ascii="FreeSerif" w:hAnsi="FreeSerif" w:eastAsia="FreeSerif"/>
                 <w:b w:val="0"/>
                 <w:i w:val="0"/>
-                <w:color w:val="1A1A1A"/>
+                <w:color w:val="9E1B32"/>
                 <w:sz w:val="22"/>
               </w:rPr>
-              <w:t xml:space="preserve">☐   </w:t>
+              <w:t xml:space="preserve">☒   </w:t>
             </w:r>
             <w:r>
               <w:rPr>
-                <w:b w:val="0"/>
+                <w:b/>
                 <w:i w:val="0"/>
-                <w:color w:val="1A1A1A"/>
+                <w:color w:val="9E1B32"/>
                 <w:sz w:val="22"/>
               </w:rPr>
               <w:t xml:space="preserve">F.  </w:t>
@@ -3426,7 +3426,7 @@
             <w:r>
               <w:drawing>
                 <wp:inline xmlns:a="http://schemas.openxmlformats.org/drawingml/2006/main" xmlns:pic="http://schemas.openxmlformats.org/drawingml/2006/picture">
-                  <wp:extent cx="466344" cy="170688"/>
+                  <wp:extent cx="463296" cy="143256"/>
                   <wp:docPr id="49" name="Picture 49"/>
                   <wp:cNvGraphicFramePr>
                     <a:graphicFrameLocks noChangeAspect="1"/>
@@ -3435,7 +3435,7 @@
                     <a:graphicData uri="http://schemas.openxmlformats.org/drawingml/2006/picture">
                       <pic:pic>
                         <pic:nvPicPr>
-                          <pic:cNvPr id="0" name="de07abd3bda7f0f2.png"/>
+                          <pic:cNvPr id="0" name="fc7ce54dad4996fb.png"/>
                           <pic:cNvPicPr/>
                         </pic:nvPicPr>
                         <pic:blipFill>
@@ -3447,7 +3447,7 @@
                         <pic:spPr>
                           <a:xfrm>
                             <a:off x="0" y="0"/>
-                            <a:ext cx="466344" cy="170688"/>
+                            <a:ext cx="463296" cy="143256"/>
                           </a:xfrm>
                           <a:prstGeom prst="rect"/>
                         </pic:spPr>
@@ -3470,7 +3470,7 @@
                 <w:color w:val="9E1B32"/>
                 <w:sz w:val="22"/>
               </w:rPr>
-              <w:t>A, B, C and D</w:t>
+              <w:t>A, B, C and F</w:t>
             </w:r>
           </w:p>
         </w:tc>
